--- a/src_Set-OutlookSignatures/sample templates/Out-of-Office DOCX/External.docx
+++ b/src_Set-OutlookSignatures/sample templates/Out-of-Office DOCX/External.docx
@@ -3,638 +3,367 @@
 <w:document xmlns:wpc="http://schemas.microsoft.com/office/word/2010/wordprocessingCanvas" xmlns:cx="http://schemas.microsoft.com/office/drawing/2014/chartex" xmlns:cx1="http://schemas.microsoft.com/office/drawing/2015/9/8/chartex" xmlns:cx2="http://schemas.microsoft.com/office/drawing/2015/10/21/chartex" xmlns:cx3="http://schemas.microsoft.com/office/drawing/2016/5/9/chartex" xmlns:cx4="http://schemas.microsoft.com/office/drawing/2016/5/10/chartex" xmlns:cx5="http://schemas.microsoft.com/office/drawing/2016/5/11/chartex" xmlns:cx6="http://schemas.microsoft.com/office/drawing/2016/5/12/chartex" xmlns:cx7="http://schemas.microsoft.com/office/drawing/2016/5/13/chartex" xmlns:cx8="http://schemas.microsoft.com/office/drawing/2016/5/14/chartex" xmlns:mc="http://schemas.openxmlformats.org/markup-compatibility/2006" xmlns:aink="http://schemas.microsoft.com/office/drawing/2016/ink" xmlns:am3d="http://schemas.microsoft.com/office/drawing/2017/model3d" xmlns:o="urn:schemas-microsoft-com:office:office" xmlns:oel="http://schemas.microsoft.com/office/2019/extlst" xmlns:r="http://schemas.openxmlformats.org/officeDocument/2006/relationships" xmlns:m="http://schemas.openxmlformats.org/officeDocument/2006/math" xmlns:v="urn:schemas-microsoft-com:vml" xmlns:wp14="http://schemas.microsoft.com/office/word/2010/wordprocessingDrawing" xmlns:wp="http://schemas.openxmlformats.org/drawingml/2006/wordprocessingDrawing" xmlns:w10="urn:schemas-microsoft-com:office:word" xmlns:w="http://schemas.openxmlformats.org/wordprocessingml/2006/main" xmlns:w14="http://schemas.microsoft.com/office/word/2010/wordml" xmlns:w15="http://schemas.microsoft.com/office/word/2012/wordml" xmlns:w16cex="http://schemas.microsoft.com/office/word/2018/wordml/cex" xmlns:w16cid="http://schemas.microsoft.com/office/word/2016/wordml/cid" xmlns:w16="http://schemas.microsoft.com/office/word/2018/wordml" xmlns:w16du="http://schemas.microsoft.com/office/word/2023/wordml/word16du" xmlns:w16sdtdh="http://schemas.microsoft.com/office/word/2020/wordml/sdtdatahash" xmlns:w16sdtfl="http://schemas.microsoft.com/office/word/2024/wordml/sdtformatlock" xmlns:w16se="http://schemas.microsoft.com/office/word/2015/wordml/symex" xmlns:wpg="http://schemas.microsoft.com/office/word/2010/wordprocessingGroup" xmlns:wpi="http://schemas.microsoft.com/office/word/2010/wordprocessingInk" xmlns:wne="http://schemas.microsoft.com/office/word/2006/wordml" xmlns:wps="http://schemas.microsoft.com/office/word/2010/wordprocessingShape" mc:Ignorable="w14 w15 w16se w16cid w16 w16cex w16sdtdh w16sdtfl w16du wp14">
   <w:body>
     <w:p>
-      <w:pPr>
-        <w:spacing w:after="0" w:line="240" w:lineRule="auto"/>
-        <w:rPr>
-          <w:rFonts w:ascii="Aptos" w:hAnsi="Aptos"/>
-          <w:lang w:val="en-US"/>
-        </w:rPr>
-      </w:pPr>
-      <w:r>
-        <w:rPr>
-          <w:rFonts w:ascii="Aptos" w:hAnsi="Aptos"/>
+      <w:r>
+        <w:rPr>
           <w:lang w:val="en-GB"/>
         </w:rPr>
         <w:t xml:space="preserve">I am currently out of office and </w:t>
       </w:r>
       <w:r>
-        <w:rPr>
-          <w:rFonts w:ascii="Aptos" w:hAnsi="Aptos"/>
-          <w:lang w:val="en-US"/>
-        </w:rPr>
-        <w:t>expect to come back on MMMM DD. I will then answer your email as soon as possible.</w:t>
-      </w:r>
-    </w:p>
-    <w:p>
-      <w:pPr>
-        <w:spacing w:after="0" w:line="240" w:lineRule="auto"/>
-        <w:rPr>
-          <w:rFonts w:ascii="Aptos" w:hAnsi="Aptos"/>
-          <w:lang w:val="en-US"/>
-        </w:rPr>
-      </w:pPr>
-      <w:r>
-        <w:rPr>
-          <w:rFonts w:ascii="Aptos" w:hAnsi="Aptos"/>
-          <w:b/>
-          <w:bCs/>
-          <w:lang w:val="en-US"/>
-        </w:rPr>
+        <w:t xml:space="preserve">expect to come back on MMMM DD. I will then </w:t>
+      </w:r>
+      <w:r>
+        <w:t>answer</w:t>
+      </w:r>
+      <w:r>
+        <w:t xml:space="preserve"> your email as soon as possible.</w:t>
+      </w:r>
+    </w:p>
+    <w:p>
+      <w:r>
         <w:t> </w:t>
       </w:r>
     </w:p>
     <w:p>
-      <w:pPr>
-        <w:spacing w:after="0" w:line="240" w:lineRule="auto"/>
-        <w:rPr>
-          <w:rFonts w:ascii="Aptos" w:hAnsi="Aptos"/>
-          <w:lang w:val="en-US"/>
-        </w:rPr>
-      </w:pPr>
-      <w:r>
-        <w:rPr>
-          <w:rFonts w:ascii="Aptos" w:hAnsi="Aptos"/>
-          <w:lang w:val="en-US"/>
-        </w:rPr>
+      <w:r>
         <w:t>If you</w:t>
       </w:r>
       <w:r>
-        <w:rPr>
-          <w:rFonts w:ascii="Aptos" w:hAnsi="Aptos"/>
-          <w:lang w:val="en-US"/>
-        </w:rPr>
         <w:t>r</w:t>
       </w:r>
       <w:r>
-        <w:rPr>
-          <w:rFonts w:ascii="Aptos" w:hAnsi="Aptos"/>
-          <w:lang w:val="en-US"/>
-        </w:rPr>
         <w:t xml:space="preserve"> request is urgent and cannot be postponed, please contact </w:t>
       </w:r>
       <w:r>
-        <w:rPr>
-          <w:rFonts w:ascii="Aptos" w:hAnsi="Aptos"/>
-          <w:lang w:val="en-US"/>
-        </w:rPr>
         <w:t>my manager $</w:t>
       </w:r>
       <w:r>
-        <w:rPr>
-          <w:rFonts w:ascii="Aptos" w:hAnsi="Aptos"/>
-          <w:lang w:val="en-US"/>
-        </w:rPr>
         <w:t>CurrentUserManagerGivenName</w:t>
       </w:r>
       <w:r>
-        <w:rPr>
-          <w:rFonts w:ascii="Aptos" w:hAnsi="Aptos"/>
-          <w:lang w:val="en-US"/>
-        </w:rPr>
         <w:t xml:space="preserve">$ </w:t>
       </w:r>
       <w:r>
         <w:rPr>
-          <w:rFonts w:ascii="Aptos" w:hAnsi="Aptos"/>
           <w:caps/>
-          <w:lang w:val="en-US"/>
         </w:rPr>
         <w:t>$</w:t>
       </w:r>
       <w:r>
         <w:rPr>
-          <w:rFonts w:ascii="Aptos" w:hAnsi="Aptos"/>
           <w:caps/>
-          <w:lang w:val="en-US"/>
         </w:rPr>
         <w:t>CurrentUserManagerSurname</w:t>
       </w:r>
       <w:r>
         <w:rPr>
-          <w:rFonts w:ascii="Aptos" w:hAnsi="Aptos"/>
           <w:caps/>
-          <w:lang w:val="en-US"/>
         </w:rPr>
         <w:t>$</w:t>
       </w:r>
       <w:r>
         <w:rPr>
-          <w:rFonts w:ascii="Aptos" w:hAnsi="Aptos"/>
-          <w:color w:val="767171" w:themeColor="background2" w:themeShade="80"/>
-          <w:lang w:val="en-US"/>
+          <w:color w:val="767171" w:themeColor="background2" w:themeShade="80"/>
         </w:rPr>
         <w:t>$CurrentUserManager</w:t>
       </w:r>
       <w:r>
         <w:rPr>
-          <w:rFonts w:ascii="Aptos" w:hAnsi="Aptos"/>
-          <w:color w:val="767171" w:themeColor="background2" w:themeShade="80"/>
-          <w:lang w:val="en-US"/>
+          <w:color w:val="767171" w:themeColor="background2" w:themeShade="80"/>
         </w:rPr>
         <w:t>Salutation</w:t>
       </w:r>
       <w:r>
         <w:rPr>
-          <w:rFonts w:ascii="Aptos" w:hAnsi="Aptos"/>
-          <w:color w:val="767171" w:themeColor="background2" w:themeShade="80"/>
-          <w:lang w:val="en-US"/>
+          <w:color w:val="767171" w:themeColor="background2" w:themeShade="80"/>
         </w:rPr>
         <w:t>$</w:t>
       </w:r>
       <w:r>
-        <w:rPr>
-          <w:rFonts w:ascii="Aptos" w:hAnsi="Aptos"/>
-          <w:lang w:val="en-US"/>
-        </w:rPr>
         <w:t xml:space="preserve"> </w:t>
       </w:r>
       <w:r>
-        <w:rPr>
-          <w:rFonts w:ascii="Aptos" w:hAnsi="Aptos"/>
-          <w:lang w:val="en-US"/>
-        </w:rPr>
         <w:t>(</w:t>
       </w:r>
       <w:hyperlink r:id="rId6" w:tooltip="Send my manager $CurrentUserManagerGivenName$ $CurrentUserManagerSurname$ an email to $CurrentUserManagerMail$" w:history="1">
         <w:r>
           <w:rPr>
             <w:rStyle w:val="Hyperlink"/>
-            <w:rFonts w:ascii="Aptos" w:hAnsi="Aptos"/>
-            <w:lang w:val="en-US"/>
           </w:rPr>
           <w:t>$CurrentUserManagerMail$</w:t>
         </w:r>
       </w:hyperlink>
       <w:r>
-        <w:rPr>
-          <w:rFonts w:ascii="Aptos" w:hAnsi="Aptos"/>
-          <w:lang w:val="en-US"/>
-        </w:rPr>
         <w:t xml:space="preserve">, </w:t>
       </w:r>
       <w:hyperlink r:id="rId7" w:tooltip="Call my manager $CurrentUserManagerGivenName$ $CurrentUserManagerSurname$ an email to $CurrentUserManagerMail-International$" w:history="1">
         <w:r>
           <w:rPr>
             <w:rStyle w:val="Hyperlink"/>
-            <w:rFonts w:ascii="Aptos" w:hAnsi="Aptos"/>
-            <w:lang w:val="en-US"/>
           </w:rPr>
           <w:t>$CurrentUserManagerTelephone-International$</w:t>
         </w:r>
       </w:hyperlink>
       <w:r>
-        <w:rPr>
-          <w:rFonts w:ascii="Aptos" w:hAnsi="Aptos"/>
-          <w:lang w:val="en-US"/>
-        </w:rPr>
         <w:t>).</w:t>
       </w:r>
     </w:p>
     <w:p>
+      <w:r>
+        <w:t> </w:t>
+      </w:r>
+    </w:p>
+    <w:p>
+      <w:r>
+        <w:t>Kind regards</w:t>
+      </w:r>
+      <w:r>
+        <w:t xml:space="preserve"> </w:t>
+      </w:r>
+      <w:r>
+        <w:t>∙</w:t>
+      </w:r>
+      <w:r>
+        <w:t xml:space="preserve"> </w:t>
+      </w:r>
+      <w:r>
+        <w:t>Freundliche Grüße</w:t>
+      </w:r>
+    </w:p>
+    <w:p>
+      <w:r>
+        <w:t> </w:t>
+      </w:r>
+    </w:p>
+    <w:p>
       <w:pPr>
-        <w:spacing w:after="0" w:line="240" w:lineRule="auto"/>
-        <w:rPr>
-          <w:rFonts w:ascii="Aptos" w:hAnsi="Aptos"/>
-          <w:lang w:val="en-US"/>
+        <w:rPr>
+          <w:color w:val="767171" w:themeColor="background2" w:themeShade="80"/>
         </w:rPr>
       </w:pPr>
       <w:r>
-        <w:rPr>
-          <w:rFonts w:ascii="Aptos" w:hAnsi="Aptos"/>
-          <w:b/>
-          <w:bCs/>
-          <w:lang w:val="en-US"/>
-        </w:rPr>
-        <w:t> </w:t>
+        <w:t>$</w:t>
+      </w:r>
+      <w:r>
+        <w:t>CurrentMailboxGivenName</w:t>
+      </w:r>
+      <w:r>
+        <w:t xml:space="preserve">$ </w:t>
+      </w:r>
+      <w:r>
+        <w:rPr>
+          <w:caps/>
+        </w:rPr>
+        <w:t>$</w:t>
+      </w:r>
+      <w:r>
+        <w:rPr>
+          <w:caps/>
+        </w:rPr>
+        <w:t>CurrentmailboxSurname</w:t>
+      </w:r>
+      <w:r>
+        <w:rPr>
+          <w:caps/>
+        </w:rPr>
+        <w:t>$</w:t>
+      </w:r>
+      <w:r>
+        <w:rPr>
+          <w:color w:val="767171" w:themeColor="background2" w:themeShade="80"/>
+        </w:rPr>
+        <w:t>$CurrentMailbox</w:t>
+      </w:r>
+      <w:r>
+        <w:rPr>
+          <w:color w:val="767171" w:themeColor="background2" w:themeShade="80"/>
+        </w:rPr>
+        <w:t>Salutation</w:t>
+      </w:r>
+      <w:r>
+        <w:rPr>
+          <w:color w:val="767171" w:themeColor="background2" w:themeShade="80"/>
+        </w:rPr>
+        <w:t>$</w:t>
+      </w:r>
+    </w:p>
+    <w:p>
+      <w:r>
+        <w:t>  </w:t>
+      </w:r>
+      <w:r>
+        <w:t>$</w:t>
+      </w:r>
+      <w:r>
+        <w:t>CurrentMailboxTitle</w:t>
+      </w:r>
+      <w:r>
+        <w:t>$</w:t>
       </w:r>
     </w:p>
     <w:p>
       <w:pPr>
-        <w:spacing w:after="0" w:line="240" w:lineRule="auto"/>
-        <w:rPr>
-          <w:rFonts w:ascii="Aptos" w:hAnsi="Aptos"/>
-          <w:lang w:val="en-US"/>
-        </w:rPr>
-      </w:pPr>
-      <w:r>
-        <w:rPr>
-          <w:rFonts w:ascii="Aptos" w:hAnsi="Aptos"/>
-          <w:lang w:val="en-US"/>
-        </w:rPr>
-        <w:t>Kind regards</w:t>
-      </w:r>
-      <w:r>
-        <w:rPr>
-          <w:rFonts w:ascii="Aptos" w:hAnsi="Aptos"/>
-          <w:lang w:val="en-US"/>
-        </w:rPr>
-        <w:t xml:space="preserve"> </w:t>
-      </w:r>
-      <w:r>
-        <w:rPr>
-          <w:rFonts w:ascii="Aptos" w:hAnsi="Aptos"/>
-          <w:lang w:val="en-US"/>
-        </w:rPr>
-        <w:t>∙</w:t>
-      </w:r>
-      <w:r>
-        <w:rPr>
-          <w:rFonts w:ascii="Aptos" w:hAnsi="Aptos"/>
-          <w:lang w:val="en-US"/>
-        </w:rPr>
-        <w:t xml:space="preserve"> </w:t>
-      </w:r>
-      <w:r>
-        <w:rPr>
-          <w:rFonts w:ascii="Aptos" w:hAnsi="Aptos"/>
-          <w:lang w:val="en-US"/>
-        </w:rPr>
-        <w:t>Freundliche Grüße</w:t>
-      </w:r>
-    </w:p>
-    <w:p>
-      <w:pPr>
-        <w:spacing w:after="0" w:line="240" w:lineRule="auto"/>
-        <w:rPr>
-          <w:rFonts w:ascii="Aptos" w:hAnsi="Aptos"/>
-          <w:lang w:val="en-US"/>
-        </w:rPr>
-      </w:pPr>
-      <w:r>
-        <w:rPr>
-          <w:rFonts w:ascii="Aptos" w:hAnsi="Aptos"/>
-          <w:b/>
-          <w:bCs/>
-          <w:lang w:val="en-US"/>
-        </w:rPr>
-        <w:t> </w:t>
-      </w:r>
-    </w:p>
-    <w:p>
-      <w:pPr>
-        <w:spacing w:after="0" w:line="240" w:lineRule="auto"/>
-        <w:rPr>
-          <w:rFonts w:ascii="Aptos" w:hAnsi="Aptos"/>
-          <w:color w:val="767171" w:themeColor="background2" w:themeShade="80"/>
-          <w:lang w:val="en-US"/>
-        </w:rPr>
-      </w:pPr>
-      <w:r>
-        <w:rPr>
-          <w:rFonts w:ascii="Aptos" w:hAnsi="Aptos"/>
-          <w:lang w:val="en-US"/>
-        </w:rPr>
-        <w:t>$</w:t>
-      </w:r>
-      <w:r>
-        <w:rPr>
-          <w:rFonts w:ascii="Aptos" w:hAnsi="Aptos"/>
-          <w:lang w:val="en-US"/>
-        </w:rPr>
-        <w:t>CurrentMailboxGivenName</w:t>
-      </w:r>
-      <w:r>
-        <w:rPr>
-          <w:rFonts w:ascii="Aptos" w:hAnsi="Aptos"/>
-          <w:lang w:val="en-US"/>
-        </w:rPr>
-        <w:t xml:space="preserve">$ </w:t>
-      </w:r>
-      <w:r>
-        <w:rPr>
-          <w:rFonts w:ascii="Aptos" w:hAnsi="Aptos"/>
-          <w:caps/>
-          <w:lang w:val="en-US"/>
-        </w:rPr>
-        <w:t>$</w:t>
-      </w:r>
-      <w:r>
-        <w:rPr>
-          <w:rFonts w:ascii="Aptos" w:hAnsi="Aptos"/>
-          <w:caps/>
-          <w:lang w:val="en-US"/>
-        </w:rPr>
-        <w:t>CurrentmailboxSurname</w:t>
-      </w:r>
-      <w:r>
-        <w:rPr>
-          <w:rFonts w:ascii="Aptos" w:hAnsi="Aptos"/>
-          <w:caps/>
-          <w:lang w:val="en-US"/>
-        </w:rPr>
-        <w:t>$</w:t>
-      </w:r>
-      <w:r>
-        <w:rPr>
-          <w:rFonts w:ascii="Aptos" w:hAnsi="Aptos"/>
-          <w:color w:val="767171" w:themeColor="background2" w:themeShade="80"/>
-          <w:lang w:val="en-US"/>
-        </w:rPr>
-        <w:t>$CurrentMailbox</w:t>
-      </w:r>
-      <w:r>
-        <w:rPr>
-          <w:rFonts w:ascii="Aptos" w:hAnsi="Aptos"/>
-          <w:color w:val="767171" w:themeColor="background2" w:themeShade="80"/>
-          <w:lang w:val="en-US"/>
-        </w:rPr>
-        <w:t>Salutation</w:t>
-      </w:r>
-      <w:r>
-        <w:rPr>
-          <w:rFonts w:ascii="Aptos" w:hAnsi="Aptos"/>
-          <w:color w:val="767171" w:themeColor="background2" w:themeShade="80"/>
-          <w:lang w:val="en-US"/>
-        </w:rPr>
-        <w:t>$</w:t>
-      </w:r>
-    </w:p>
-    <w:p>
-      <w:pPr>
-        <w:spacing w:after="0" w:line="240" w:lineRule="auto"/>
-        <w:rPr>
-          <w:rFonts w:ascii="Aptos" w:hAnsi="Aptos"/>
-          <w:lang w:val="en-US"/>
-        </w:rPr>
-      </w:pPr>
-      <w:r>
-        <w:rPr>
-          <w:rFonts w:ascii="Aptos" w:hAnsi="Aptos"/>
-          <w:lang w:val="en-US"/>
-        </w:rPr>
-        <w:t>  </w:t>
-      </w:r>
-      <w:r>
-        <w:rPr>
-          <w:rFonts w:ascii="Aptos" w:hAnsi="Aptos"/>
-          <w:lang w:val="en-US"/>
-        </w:rPr>
-        <w:t>$</w:t>
-      </w:r>
-      <w:r>
-        <w:rPr>
-          <w:rFonts w:ascii="Aptos" w:hAnsi="Aptos"/>
-          <w:lang w:val="en-US"/>
-        </w:rPr>
-        <w:t>CurrentMailboxTitle</w:t>
-      </w:r>
-      <w:r>
-        <w:rPr>
-          <w:rFonts w:ascii="Aptos" w:hAnsi="Aptos"/>
-          <w:lang w:val="en-US"/>
-        </w:rPr>
-        <w:t>$</w:t>
-      </w:r>
-    </w:p>
-    <w:p>
-      <w:pPr>
-        <w:spacing w:after="0" w:line="240" w:lineRule="auto"/>
         <w:rPr>
           <w:rStyle w:val="Hyperlink"/>
-          <w:rFonts w:ascii="Aptos" w:hAnsi="Aptos"/>
           <w:color w:val="auto"/>
           <w:u w:val="none"/>
-          <w:lang w:val="en-US"/>
         </w:rPr>
       </w:pPr>
       <w:hyperlink r:id="rId8" w:tooltip="Send $CurrentMailboxGivenName$ $CurrentMailboxSurname$ an email to $CurrentMailboxMail$" w:history="1">
         <w:r>
           <w:rPr>
             <w:rStyle w:val="Hyperlink"/>
-            <w:rFonts w:ascii="Aptos" w:hAnsi="Aptos"/>
-            <w:lang w:val="en-US"/>
           </w:rPr>
           <w:t>$CurrentMailboxMail$</w:t>
         </w:r>
       </w:hyperlink>
       <w:r>
-        <w:rPr>
-          <w:rFonts w:ascii="Aptos" w:hAnsi="Aptos"/>
-          <w:lang w:val="en-US"/>
-        </w:rPr>
         <w:t>  </w:t>
       </w:r>
       <w:hyperlink r:id="rId9" w:tooltip="Call $CurrentMailboxGivenName$ $CurrentMailboxSurname$ at $CurrentMailboxTelephone-International$" w:history="1">
         <w:r>
           <w:rPr>
             <w:rStyle w:val="Hyperlink"/>
-            <w:rFonts w:ascii="Aptos" w:hAnsi="Aptos"/>
-            <w:lang w:val="en-US"/>
           </w:rPr>
           <w:t>$CurrentMailboxTelephone-International$</w:t>
         </w:r>
       </w:hyperlink>
       <w:r>
-        <w:rPr>
-          <w:rFonts w:ascii="Aptos" w:hAnsi="Aptos"/>
-          <w:lang w:val="en-US"/>
-        </w:rPr>
         <w:t> </w:t>
       </w:r>
     </w:p>
     <w:p>
+      <w:r>
+        <w:t> </w:t>
+      </w:r>
+    </w:p>
+    <w:p>
       <w:pPr>
-        <w:spacing w:after="0" w:line="240" w:lineRule="auto"/>
-        <w:rPr>
-          <w:rFonts w:ascii="Aptos" w:hAnsi="Aptos"/>
-          <w:lang w:val="en-US"/>
+        <w:rPr>
+          <w:rFonts w:eastAsia="Calibri" w:cs="Arial"/>
+          <w:i/>
+          <w:iCs/>
+          <w:color w:val="767171" w:themeColor="background2" w:themeShade="80"/>
+          <w:kern w:val="2"/>
+          <w:sz w:val="18"/>
+          <w:szCs w:val="18"/>
+          <w:lang w:eastAsia="en-US"/>
+          <w14:ligatures w14:val="standardContextual"/>
         </w:rPr>
       </w:pPr>
       <w:r>
         <w:rPr>
-          <w:rFonts w:ascii="Aptos" w:hAnsi="Aptos"/>
+          <w:rFonts w:eastAsia="Calibri" w:cs="Arial"/>
           <w:b/>
           <w:bCs/>
-          <w:lang w:val="en-US"/>
-        </w:rPr>
-        <w:t> </w:t>
-      </w:r>
-    </w:p>
-    <w:p>
-      <w:pPr>
-        <w:spacing w:after="0" w:line="240" w:lineRule="auto"/>
-        <w:rPr>
-          <w:rFonts w:ascii="Aptos" w:hAnsi="Aptos"/>
-          <w:color w:val="767171" w:themeColor="background2" w:themeShade="80"/>
-          <w:sz w:val="20"/>
-          <w:szCs w:val="20"/>
-          <w:lang w:val="en-US"/>
-        </w:rPr>
-      </w:pPr>
-      <w:r>
-        <w:rPr>
-          <w:rFonts w:ascii="Aptos" w:hAnsi="Aptos"/>
-          <w:color w:val="767171" w:themeColor="background2" w:themeShade="80"/>
-          <w:sz w:val="20"/>
-          <w:szCs w:val="20"/>
-          <w:lang w:val="en-US"/>
-        </w:rPr>
-        <w:t>Galactic Experiences</w:t>
-      </w:r>
-    </w:p>
-    <w:p>
-      <w:pPr>
-        <w:spacing w:after="0" w:line="240" w:lineRule="auto"/>
-        <w:rPr>
-          <w:rFonts w:ascii="Aptos" w:hAnsi="Aptos"/>
-          <w:color w:val="767171" w:themeColor="background2" w:themeShade="80"/>
-          <w:sz w:val="20"/>
-          <w:szCs w:val="20"/>
-          <w:lang w:val="en-US"/>
-        </w:rPr>
-      </w:pPr>
-      <w:r>
-        <w:rPr>
-          <w:rFonts w:ascii="Aptos" w:hAnsi="Aptos"/>
-          <w:color w:val="767171" w:themeColor="background2" w:themeShade="80"/>
-          <w:sz w:val="20"/>
-          <w:szCs w:val="20"/>
-          <w:lang w:val="en-US"/>
-        </w:rPr>
-        <w:t>5 Street, XX-1234</w:t>
-      </w:r>
-      <w:r>
-        <w:rPr>
-          <w:rFonts w:ascii="Aptos" w:hAnsi="Aptos"/>
-          <w:color w:val="767171" w:themeColor="background2" w:themeShade="80"/>
-          <w:sz w:val="20"/>
-          <w:szCs w:val="20"/>
-          <w:lang w:val="en-US"/>
-        </w:rPr>
-        <w:t xml:space="preserve"> State</w:t>
-      </w:r>
-      <w:r>
-        <w:rPr>
-          <w:rFonts w:ascii="Aptos" w:hAnsi="Aptos"/>
-          <w:color w:val="767171" w:themeColor="background2" w:themeShade="80"/>
-          <w:sz w:val="20"/>
-          <w:szCs w:val="20"/>
-          <w:lang w:val="en-US"/>
-        </w:rPr>
-        <w:t xml:space="preserve">, </w:t>
-      </w:r>
-      <w:r>
-        <w:rPr>
-          <w:rFonts w:ascii="Aptos" w:hAnsi="Aptos"/>
-          <w:color w:val="767171" w:themeColor="background2" w:themeShade="80"/>
-          <w:sz w:val="20"/>
-          <w:szCs w:val="20"/>
-          <w:lang w:val="en-US"/>
-        </w:rPr>
-        <w:t>C</w:t>
-      </w:r>
-      <w:r>
-        <w:rPr>
-          <w:rFonts w:ascii="Aptos" w:hAnsi="Aptos"/>
-          <w:color w:val="767171" w:themeColor="background2" w:themeShade="80"/>
-          <w:sz w:val="20"/>
-          <w:szCs w:val="20"/>
-          <w:lang w:val="en-US"/>
-        </w:rPr>
-        <w:t xml:space="preserve">ountry, </w:t>
-      </w:r>
-      <w:r>
-        <w:rPr>
-          <w:rFonts w:ascii="Aptos" w:hAnsi="Aptos"/>
-          <w:color w:val="767171" w:themeColor="background2" w:themeShade="80"/>
-          <w:sz w:val="20"/>
-          <w:szCs w:val="20"/>
-          <w:lang w:val="en-US"/>
-        </w:rPr>
-        <w:t>Earth, Solar System</w:t>
-      </w:r>
-      <w:r>
-        <w:rPr>
-          <w:rFonts w:ascii="Aptos" w:hAnsi="Aptos"/>
-          <w:color w:val="767171" w:themeColor="background2" w:themeShade="80"/>
-          <w:sz w:val="20"/>
-          <w:szCs w:val="20"/>
-          <w:lang w:val="en-US"/>
-        </w:rPr>
-        <w:t>, Milky Way</w:t>
-      </w:r>
-    </w:p>
-    <w:p>
-      <w:pPr>
-        <w:spacing w:after="0" w:line="240" w:lineRule="auto"/>
-        <w:rPr>
-          <w:rFonts w:ascii="Aptos" w:hAnsi="Aptos"/>
-          <w:sz w:val="20"/>
-          <w:szCs w:val="20"/>
-          <w:lang w:val="en-US"/>
-        </w:rPr>
-      </w:pPr>
-      <w:hyperlink r:id="rId10" w:tooltip="Visit Galactic Experiences in the internet" w:history="1">
-        <w:r>
-          <w:rPr>
-            <w:rStyle w:val="Hyperlink"/>
-            <w:rFonts w:ascii="Aptos" w:hAnsi="Aptos"/>
-            <w:sz w:val="20"/>
-            <w:szCs w:val="20"/>
-            <w:lang w:val="en-US"/>
-          </w:rPr>
-          <w:t>https://galactic.experiences</w:t>
-        </w:r>
-      </w:hyperlink>
-      <w:r>
-        <w:rPr>
-          <w:rFonts w:ascii="Aptos" w:hAnsi="Aptos"/>
-          <w:sz w:val="20"/>
-          <w:szCs w:val="20"/>
-          <w:lang w:val="en-US"/>
-        </w:rPr>
-        <w:t> </w:t>
-      </w:r>
-    </w:p>
-    <w:p>
-      <w:pPr>
-        <w:spacing w:after="0" w:line="240" w:lineRule="auto"/>
-        <w:rPr>
-          <w:rFonts w:ascii="Aptos" w:hAnsi="Aptos"/>
-          <w:color w:val="767171" w:themeColor="background2" w:themeShade="80"/>
-          <w:sz w:val="20"/>
-          <w:szCs w:val="20"/>
-          <w:lang w:val="en-US"/>
-        </w:rPr>
-      </w:pPr>
-      <w:r>
-        <w:rPr>
-          <w:rFonts w:ascii="Aptos" w:hAnsi="Aptos"/>
-          <w:color w:val="767171" w:themeColor="background2" w:themeShade="80"/>
-          <w:sz w:val="20"/>
-          <w:szCs w:val="20"/>
-          <w:lang w:val="en-US"/>
-        </w:rPr>
-        <w:t>Commercial Court, reg. nr. 6</w:t>
-      </w:r>
-      <w:r>
-        <w:rPr>
-          <w:rFonts w:ascii="Aptos" w:hAnsi="Aptos"/>
-          <w:color w:val="767171" w:themeColor="background2" w:themeShade="80"/>
-          <w:sz w:val="20"/>
-          <w:szCs w:val="20"/>
-          <w:lang w:val="en-US"/>
-        </w:rPr>
-        <w:t>07013t</w:t>
-      </w:r>
-    </w:p>
-    <w:p>
-      <w:pPr>
-        <w:spacing w:after="0" w:line="240" w:lineRule="auto"/>
-        <w:rPr>
-          <w:rFonts w:ascii="Aptos" w:hAnsi="Aptos"/>
-          <w:lang w:val="en-US"/>
-        </w:rPr>
-      </w:pPr>
-      <w:r>
-        <w:rPr>
-          <w:rFonts w:ascii="Aptos" w:hAnsi="Aptos"/>
+          <w:color w:val="767171" w:themeColor="background2" w:themeShade="80"/>
+          <w:kern w:val="2"/>
+          <w:sz w:val="18"/>
+          <w:szCs w:val="18"/>
+          <w:lang w:eastAsia="en-US"/>
+          <w14:ligatures w14:val="standardContextual"/>
+        </w:rPr>
+        <w:t>$MCompany$</w:t>
+      </w:r>
+      <w:r>
+        <w:rPr>
+          <w:rFonts w:eastAsia="Calibri" w:cs="Arial"/>
           <w:b/>
           <w:bCs/>
-          <w:lang w:val="en-US"/>
-        </w:rPr>
-        <w:t> </w:t>
-      </w:r>
+          <w:color w:val="767171" w:themeColor="background2" w:themeShade="80"/>
+          <w:kern w:val="2"/>
+          <w:sz w:val="18"/>
+          <w:szCs w:val="18"/>
+          <w:lang w:eastAsia="en-US"/>
+          <w14:ligatures w14:val="standardContextual"/>
+        </w:rPr>
+        <w:t xml:space="preserve"> </w:t>
+      </w:r>
+      <w:r>
+        <w:rPr>
+          <w:rFonts w:eastAsia="Calibri" w:cs="Arial"/>
+          <w:i/>
+          <w:iCs/>
+          <w:color w:val="767171" w:themeColor="background2" w:themeShade="80"/>
+          <w:kern w:val="2"/>
+          <w:sz w:val="18"/>
+          <w:szCs w:val="18"/>
+          <w:lang w:eastAsia="en-US"/>
+          <w14:ligatures w14:val="standardContextual"/>
+        </w:rPr>
+        <w:t>Show</w:t>
+      </w:r>
+      <w:r>
+        <w:rPr>
+          <w:rFonts w:eastAsia="Calibri" w:cs="Arial"/>
+          <w:i/>
+          <w:iCs/>
+          <w:color w:val="767171" w:themeColor="background2" w:themeShade="80"/>
+          <w:kern w:val="2"/>
+          <w:sz w:val="18"/>
+          <w:szCs w:val="18"/>
+          <w:lang w:eastAsia="en-US"/>
+          <w14:ligatures w14:val="standardContextual"/>
+        </w:rPr>
+        <w:t xml:space="preserve"> what</w:t>
+      </w:r>
+      <w:r>
+        <w:rPr>
+          <w:rFonts w:eastAsia="Calibri" w:cs="Arial"/>
+          <w:i/>
+          <w:iCs/>
+          <w:color w:val="767171" w:themeColor="background2" w:themeShade="80"/>
+          <w:kern w:val="2"/>
+          <w:sz w:val="18"/>
+          <w:szCs w:val="18"/>
+          <w:lang w:eastAsia="en-US"/>
+          <w14:ligatures w14:val="standardContextual"/>
+        </w:rPr>
+        <w:t>'</w:t>
+      </w:r>
+      <w:r>
+        <w:rPr>
+          <w:rFonts w:eastAsia="Calibri" w:cs="Arial"/>
+          <w:i/>
+          <w:iCs/>
+          <w:color w:val="767171" w:themeColor="background2" w:themeShade="80"/>
+          <w:kern w:val="2"/>
+          <w:sz w:val="18"/>
+          <w:szCs w:val="18"/>
+          <w:lang w:eastAsia="en-US"/>
+          <w14:ligatures w14:val="standardContextual"/>
+        </w:rPr>
+        <w:t>s next</w:t>
+      </w:r>
+    </w:p>
+    <w:p>
+      <w:pPr>
+        <w:pStyle w:val="Formatvorlage1"/>
+        <w:rPr>
+          <w:sz w:val="18"/>
+          <w:szCs w:val="18"/>
+        </w:rPr>
+      </w:pPr>
+      <w:r>
+        <w:rPr>
+          <w:rFonts w:eastAsia="Calibri" w:cs="Arial"/>
+          <w:kern w:val="2"/>
+          <w:sz w:val="18"/>
+          <w:szCs w:val="18"/>
+          <w:lang w:val="de-AT" w:eastAsia="en-US"/>
+          <w14:ligatures w14:val="standardContextual"/>
+        </w:rPr>
+        <w:t>$MPostalAddressNoCompany$</w:t>
+      </w:r>
+    </w:p>
+    <w:p>
+      <w:pPr>
+        <w:pStyle w:val="Formatvorlage1"/>
+        <w:rPr>
+          <w:sz w:val="18"/>
+          <w:szCs w:val="18"/>
+        </w:rPr>
+      </w:pPr>
     </w:p>
     <w:sectPr>
       <w:pgSz w:w="11906" w:h="16838"/>
@@ -650,9 +379,6 @@
 <w:endnotes xmlns:wpc="http://schemas.microsoft.com/office/word/2010/wordprocessingCanvas" xmlns:cx="http://schemas.microsoft.com/office/drawing/2014/chartex" xmlns:cx1="http://schemas.microsoft.com/office/drawing/2015/9/8/chartex" xmlns:cx2="http://schemas.microsoft.com/office/drawing/2015/10/21/chartex" xmlns:cx3="http://schemas.microsoft.com/office/drawing/2016/5/9/chartex" xmlns:cx4="http://schemas.microsoft.com/office/drawing/2016/5/10/chartex" xmlns:cx5="http://schemas.microsoft.com/office/drawing/2016/5/11/chartex" xmlns:cx6="http://schemas.microsoft.com/office/drawing/2016/5/12/chartex" xmlns:cx7="http://schemas.microsoft.com/office/drawing/2016/5/13/chartex" xmlns:cx8="http://schemas.microsoft.com/office/drawing/2016/5/14/chartex" xmlns:mc="http://schemas.openxmlformats.org/markup-compatibility/2006" xmlns:aink="http://schemas.microsoft.com/office/drawing/2016/ink" xmlns:am3d="http://schemas.microsoft.com/office/drawing/2017/model3d" xmlns:o="urn:schemas-microsoft-com:office:office" xmlns:oel="http://schemas.microsoft.com/office/2019/extlst" xmlns:r="http://schemas.openxmlformats.org/officeDocument/2006/relationships" xmlns:m="http://schemas.openxmlformats.org/officeDocument/2006/math" xmlns:v="urn:schemas-microsoft-com:vml" xmlns:wp14="http://schemas.microsoft.com/office/word/2010/wordprocessingDrawing" xmlns:wp="http://schemas.openxmlformats.org/drawingml/2006/wordprocessingDrawing" xmlns:w10="urn:schemas-microsoft-com:office:word" xmlns:w="http://schemas.openxmlformats.org/wordprocessingml/2006/main" xmlns:w14="http://schemas.microsoft.com/office/word/2010/wordml" xmlns:w15="http://schemas.microsoft.com/office/word/2012/wordml" xmlns:w16cex="http://schemas.microsoft.com/office/word/2018/wordml/cex" xmlns:w16cid="http://schemas.microsoft.com/office/word/2016/wordml/cid" xmlns:w16="http://schemas.microsoft.com/office/word/2018/wordml" xmlns:w16du="http://schemas.microsoft.com/office/word/2023/wordml/word16du" xmlns:w16sdtdh="http://schemas.microsoft.com/office/word/2020/wordml/sdtdatahash" xmlns:w16sdtfl="http://schemas.microsoft.com/office/word/2024/wordml/sdtformatlock" xmlns:w16se="http://schemas.microsoft.com/office/word/2015/wordml/symex" xmlns:wpg="http://schemas.microsoft.com/office/word/2010/wordprocessingGroup" xmlns:wpi="http://schemas.microsoft.com/office/word/2010/wordprocessingInk" xmlns:wne="http://schemas.microsoft.com/office/word/2006/wordml" xmlns:wps="http://schemas.microsoft.com/office/word/2010/wordprocessingShape" mc:Ignorable="w14 w15 w16se w16cid w16 w16cex w16sdtdh w16sdtfl w16du wp14">
   <w:endnote w:type="separator" w:id="-1">
     <w:p>
-      <w:pPr>
-        <w:spacing w:after="0" w:line="240" w:lineRule="auto"/>
-      </w:pPr>
       <w:r>
         <w:separator/>
       </w:r>
@@ -660,9 +386,6 @@
   </w:endnote>
   <w:endnote w:type="continuationSeparator" w:id="0">
     <w:p>
-      <w:pPr>
-        <w:spacing w:after="0" w:line="240" w:lineRule="auto"/>
-      </w:pPr>
       <w:r>
         <w:continuationSeparator/>
       </w:r>
@@ -675,9 +398,6 @@
 <w:footnotes xmlns:wpc="http://schemas.microsoft.com/office/word/2010/wordprocessingCanvas" xmlns:cx="http://schemas.microsoft.com/office/drawing/2014/chartex" xmlns:cx1="http://schemas.microsoft.com/office/drawing/2015/9/8/chartex" xmlns:cx2="http://schemas.microsoft.com/office/drawing/2015/10/21/chartex" xmlns:cx3="http://schemas.microsoft.com/office/drawing/2016/5/9/chartex" xmlns:cx4="http://schemas.microsoft.com/office/drawing/2016/5/10/chartex" xmlns:cx5="http://schemas.microsoft.com/office/drawing/2016/5/11/chartex" xmlns:cx6="http://schemas.microsoft.com/office/drawing/2016/5/12/chartex" xmlns:cx7="http://schemas.microsoft.com/office/drawing/2016/5/13/chartex" xmlns:cx8="http://schemas.microsoft.com/office/drawing/2016/5/14/chartex" xmlns:mc="http://schemas.openxmlformats.org/markup-compatibility/2006" xmlns:aink="http://schemas.microsoft.com/office/drawing/2016/ink" xmlns:am3d="http://schemas.microsoft.com/office/drawing/2017/model3d" xmlns:o="urn:schemas-microsoft-com:office:office" xmlns:oel="http://schemas.microsoft.com/office/2019/extlst" xmlns:r="http://schemas.openxmlformats.org/officeDocument/2006/relationships" xmlns:m="http://schemas.openxmlformats.org/officeDocument/2006/math" xmlns:v="urn:schemas-microsoft-com:vml" xmlns:wp14="http://schemas.microsoft.com/office/word/2010/wordprocessingDrawing" xmlns:wp="http://schemas.openxmlformats.org/drawingml/2006/wordprocessingDrawing" xmlns:w10="urn:schemas-microsoft-com:office:word" xmlns:w="http://schemas.openxmlformats.org/wordprocessingml/2006/main" xmlns:w14="http://schemas.microsoft.com/office/word/2010/wordml" xmlns:w15="http://schemas.microsoft.com/office/word/2012/wordml" xmlns:w16cex="http://schemas.microsoft.com/office/word/2018/wordml/cex" xmlns:w16cid="http://schemas.microsoft.com/office/word/2016/wordml/cid" xmlns:w16="http://schemas.microsoft.com/office/word/2018/wordml" xmlns:w16du="http://schemas.microsoft.com/office/word/2023/wordml/word16du" xmlns:w16sdtdh="http://schemas.microsoft.com/office/word/2020/wordml/sdtdatahash" xmlns:w16sdtfl="http://schemas.microsoft.com/office/word/2024/wordml/sdtformatlock" xmlns:w16se="http://schemas.microsoft.com/office/word/2015/wordml/symex" xmlns:wpg="http://schemas.microsoft.com/office/word/2010/wordprocessingGroup" xmlns:wpi="http://schemas.microsoft.com/office/word/2010/wordprocessingInk" xmlns:wne="http://schemas.microsoft.com/office/word/2006/wordml" xmlns:wps="http://schemas.microsoft.com/office/word/2010/wordprocessingShape" mc:Ignorable="w14 w15 w16se w16cid w16 w16cex w16sdtdh w16sdtfl w16du wp14">
   <w:footnote w:type="separator" w:id="-1">
     <w:p>
-      <w:pPr>
-        <w:spacing w:after="0" w:line="240" w:lineRule="auto"/>
-      </w:pPr>
       <w:r>
         <w:separator/>
       </w:r>
@@ -685,9 +405,6 @@
   </w:footnote>
   <w:footnote w:type="continuationSeparator" w:id="0">
     <w:p>
-      <w:pPr>
-        <w:spacing w:after="0" w:line="240" w:lineRule="auto"/>
-      </w:pPr>
       <w:r>
         <w:continuationSeparator/>
       </w:r>
@@ -1088,13 +805,12 @@
   <w:style w:type="paragraph" w:default="1" w:styleId="Normal">
     <w:name w:val="Normal"/>
     <w:qFormat/>
-    <w:pPr>
-      <w:spacing w:after="200" w:line="276" w:lineRule="auto"/>
-    </w:pPr>
+    <w:rsid w:val="004C5C97"/>
     <w:rPr>
-      <w:rFonts w:ascii="Calibri" w:eastAsiaTheme="minorEastAsia" w:hAnsi="Calibri" w:cs="Calibri"/>
+      <w:rFonts w:ascii="Aptos" w:eastAsiaTheme="minorEastAsia" w:hAnsi="Aptos" w:cs="Calibri"/>
       <w:sz w:val="24"/>
       <w:szCs w:val="24"/>
+      <w:lang w:val="en-US"/>
     </w:rPr>
   </w:style>
   <w:style w:type="character" w:default="1" w:styleId="DefaultParagraphFont">
@@ -1149,7 +865,7 @@
     <w:name w:val="msonormal"/>
     <w:basedOn w:val="Normal"/>
     <w:pPr>
-      <w:spacing w:before="100" w:beforeAutospacing="1" w:after="100" w:afterAutospacing="1" w:line="240" w:lineRule="auto"/>
+      <w:spacing w:before="100" w:beforeAutospacing="1" w:after="100" w:afterAutospacing="1"/>
     </w:pPr>
     <w:rPr>
       <w:rFonts w:ascii="Times New Roman" w:hAnsi="Times New Roman" w:cs="Times New Roman"/>
@@ -1169,7 +885,7 @@
     <w:name w:val="msochpdefault"/>
     <w:basedOn w:val="Normal"/>
     <w:pPr>
-      <w:spacing w:before="100" w:beforeAutospacing="1" w:after="100" w:afterAutospacing="1" w:line="240" w:lineRule="auto"/>
+      <w:spacing w:before="100" w:beforeAutospacing="1" w:after="100" w:afterAutospacing="1"/>
     </w:pPr>
     <w:rPr>
       <w:rFonts w:ascii="Times New Roman" w:hAnsi="Times New Roman" w:cs="Times New Roman"/>
@@ -1189,7 +905,6 @@
         <w:tab w:val="center" w:pos="4536"/>
         <w:tab w:val="right" w:pos="9072"/>
       </w:tabs>
-      <w:spacing w:after="0" w:line="240" w:lineRule="auto"/>
     </w:pPr>
   </w:style>
   <w:style w:type="character" w:customStyle="1" w:styleId="HeaderChar">
@@ -1216,7 +931,6 @@
         <w:tab w:val="center" w:pos="4536"/>
         <w:tab w:val="right" w:pos="9072"/>
       </w:tabs>
-      <w:spacing w:after="0" w:line="240" w:lineRule="auto"/>
     </w:pPr>
   </w:style>
   <w:style w:type="character" w:customStyle="1" w:styleId="FooterChar">
@@ -1279,6 +993,17 @@
       <w:szCs w:val="22"/>
       <w:lang w:eastAsia="en-US"/>
       <w14:ligatures w14:val="standardContextual"/>
+    </w:rPr>
+  </w:style>
+  <w:style w:type="paragraph" w:customStyle="1" w:styleId="Formatvorlage1">
+    <w:name w:val="Formatvorlage1"/>
+    <w:basedOn w:val="Normal"/>
+    <w:qFormat/>
+    <w:rsid w:val="004C5C97"/>
+    <w:rPr>
+      <w:color w:val="767171" w:themeColor="background2" w:themeShade="80"/>
+      <w:sz w:val="20"/>
+      <w:szCs w:val="20"/>
     </w:rPr>
   </w:style>
 </w:styles>
